--- a/klagomålsmail/Tyresta naturreservat med skogsbruk FSC-klagomål mail.docx
+++ b/klagomålsmail/Tyresta naturreservat med skogsbruk FSC-klagomål mail.docx
@@ -11,7 +11,7 @@
     </w:p>
     <w:p>
       <w:r>
-        <w:t>Vi vill informera om att det i och inom 25 meter från avverkningsanmälan Tyresta naturreservat med skogsbruk i Haninge kommun har hittats 71 naturvårdsarter varav 37 är rödlistade.</w:t>
+        <w:t>Vi vill informera om att det i och inom 25 meter från avverkningsanmälan Tyresta naturreservat med skogsbruk i Haninge kommun har hittats 72 naturvårdsarter varav 37 är rödlistade.</w:t>
       </w:r>
     </w:p>
     <w:p>

--- a/klagomålsmail/Tyresta naturreservat med skogsbruk FSC-klagomål mail.docx
+++ b/klagomålsmail/Tyresta naturreservat med skogsbruk FSC-klagomål mail.docx
@@ -11,7 +11,7 @@
     </w:p>
     <w:p>
       <w:r>
-        <w:t>Vi vill informera om att det i och inom 25 meter från avverkningsanmälan Tyresta naturreservat med skogsbruk i Haninge kommun har hittats 72 naturvårdsarter varav 37 är rödlistade.</w:t>
+        <w:t>Vi vill informera om att det i och inom 25 meter från avverkningsanmälan Tyresta naturreservat med skogsbruk i Haninge kommun har hittats 73 naturvårdsarter varav 38 är rödlistade.</w:t>
       </w:r>
     </w:p>
     <w:p>

--- a/klagomålsmail/Tyresta naturreservat med skogsbruk FSC-klagomål mail.docx
+++ b/klagomålsmail/Tyresta naturreservat med skogsbruk FSC-klagomål mail.docx
@@ -11,7 +11,7 @@
     </w:p>
     <w:p>
       <w:r>
-        <w:t>Vi vill informera om att det i och inom 25 meter från avverkningsanmälan Tyresta naturreservat med skogsbruk i Haninge kommun har hittats 73 naturvårdsarter varav 38 är rödlistade.</w:t>
+        <w:t>Vi vill informera om att det i och inom 25 meter från avverkningsanmälan Tyresta naturreservat med skogsbruk i Haninge kommun har hittats 74 naturvårdsarter varav 39 är rödlistade.</w:t>
       </w:r>
     </w:p>
     <w:p>
